--- a/docs/ORSAPR_TZ_new (1).docx
+++ b/docs/ORSAPR_TZ_new (1).docx
@@ -1,6 +1,6 @@
 
 <file path=word/document.xml><?xml version="1.0" encoding="utf-8"?>
-<w:document xmlns:wpc="http://schemas.microsoft.com/office/word/2010/wordprocessingCanvas" xmlns:cx="http://schemas.microsoft.com/office/drawing/2014/chartex" xmlns:cx1="http://schemas.microsoft.com/office/drawing/2015/9/8/chartex" xmlns:cx2="http://schemas.microsoft.com/office/drawing/2015/10/21/chartex" xmlns:cx3="http://schemas.microsoft.com/office/drawing/2016/5/9/chartex" xmlns:cx4="http://schemas.microsoft.com/office/drawing/2016/5/10/chartex" xmlns:cx5="http://schemas.microsoft.com/office/drawing/2016/5/11/chartex" xmlns:cx6="http://schemas.microsoft.com/office/drawing/2016/5/12/chartex" xmlns:cx7="http://schemas.microsoft.com/office/drawing/2016/5/13/chartex" xmlns:cx8="http://schemas.microsoft.com/office/drawing/2016/5/14/chartex" xmlns:mc="http://schemas.openxmlformats.org/markup-compatibility/2006" xmlns:aink="http://schemas.microsoft.com/office/drawing/2016/ink" xmlns:am3d="http://schemas.microsoft.com/office/drawing/2017/model3d" xmlns:o="urn:schemas-microsoft-com:office:office" xmlns:r="http://schemas.openxmlformats.org/officeDocument/2006/relationships" xmlns:m="http://schemas.openxmlformats.org/officeDocument/2006/math" xmlns:v="urn:schemas-microsoft-com:vml" xmlns:wp14="http://schemas.microsoft.com/office/word/2010/wordprocessingDrawing" xmlns:wp="http://schemas.openxmlformats.org/drawingml/2006/wordprocessingDrawing" xmlns:w10="urn:schemas-microsoft-com:office:word" xmlns:w="http://schemas.openxmlformats.org/wordprocessingml/2006/main" xmlns:w14="http://schemas.microsoft.com/office/word/2010/wordml" xmlns:w15="http://schemas.microsoft.com/office/word/2012/wordml" xmlns:w16cex="http://schemas.microsoft.com/office/word/2018/wordml/cex" xmlns:w16cid="http://schemas.microsoft.com/office/word/2016/wordml/cid" xmlns:w16="http://schemas.microsoft.com/office/word/2018/wordml" xmlns:w16sdtdh="http://schemas.microsoft.com/office/word/2020/wordml/sdtdatahash" xmlns:w16se="http://schemas.microsoft.com/office/word/2015/wordml/symex" xmlns:wpg="http://schemas.microsoft.com/office/word/2010/wordprocessingGroup" xmlns:wpi="http://schemas.microsoft.com/office/word/2010/wordprocessingInk" xmlns:wne="http://schemas.microsoft.com/office/word/2006/wordml" xmlns:wps="http://schemas.microsoft.com/office/word/2010/wordprocessingShape" mc:Ignorable="w14 w15 w16se w16cid w16 w16cex w16sdtdh wp14">
+<w:document xmlns:wpc="http://schemas.microsoft.com/office/word/2010/wordprocessingCanvas" xmlns:cx="http://schemas.microsoft.com/office/drawing/2014/chartex" xmlns:cx1="http://schemas.microsoft.com/office/drawing/2015/9/8/chartex" xmlns:cx2="http://schemas.microsoft.com/office/drawing/2015/10/21/chartex" xmlns:cx3="http://schemas.microsoft.com/office/drawing/2016/5/9/chartex" xmlns:cx4="http://schemas.microsoft.com/office/drawing/2016/5/10/chartex" xmlns:cx5="http://schemas.microsoft.com/office/drawing/2016/5/11/chartex" xmlns:cx6="http://schemas.microsoft.com/office/drawing/2016/5/12/chartex" xmlns:cx7="http://schemas.microsoft.com/office/drawing/2016/5/13/chartex" xmlns:cx8="http://schemas.microsoft.com/office/drawing/2016/5/14/chartex" xmlns:mc="http://schemas.openxmlformats.org/markup-compatibility/2006" xmlns:aink="http://schemas.microsoft.com/office/drawing/2016/ink" xmlns:am3d="http://schemas.microsoft.com/office/drawing/2017/model3d" xmlns:o="urn:schemas-microsoft-com:office:office" xmlns:oel="http://schemas.microsoft.com/office/2019/extlst" xmlns:r="http://schemas.openxmlformats.org/officeDocument/2006/relationships" xmlns:m="http://schemas.openxmlformats.org/officeDocument/2006/math" xmlns:v="urn:schemas-microsoft-com:vml" xmlns:wp14="http://schemas.microsoft.com/office/word/2010/wordprocessingDrawing" xmlns:wp="http://schemas.openxmlformats.org/drawingml/2006/wordprocessingDrawing" xmlns:w10="urn:schemas-microsoft-com:office:word" xmlns:w="http://schemas.openxmlformats.org/wordprocessingml/2006/main" xmlns:w14="http://schemas.microsoft.com/office/word/2010/wordml" xmlns:w15="http://schemas.microsoft.com/office/word/2012/wordml" xmlns:w16cex="http://schemas.microsoft.com/office/word/2018/wordml/cex" xmlns:w16cid="http://schemas.microsoft.com/office/word/2016/wordml/cid" xmlns:w16="http://schemas.microsoft.com/office/word/2018/wordml" xmlns:w16du="http://schemas.microsoft.com/office/word/2023/wordml/word16du" xmlns:w16sdtdh="http://schemas.microsoft.com/office/word/2020/wordml/sdtdatahash" xmlns:w16sdtfl="http://schemas.microsoft.com/office/word/2024/wordml/sdtformatlock" xmlns:w16se="http://schemas.microsoft.com/office/word/2015/wordml/symex" xmlns:wpg="http://schemas.microsoft.com/office/word/2010/wordprocessingGroup" xmlns:wpi="http://schemas.microsoft.com/office/word/2010/wordprocessingInk" xmlns:wne="http://schemas.microsoft.com/office/word/2006/wordml" xmlns:wps="http://schemas.microsoft.com/office/word/2010/wordprocessingShape" mc:Ignorable="w14 w15 w16se w16cid w16 w16cex w16sdtdh w16sdtfl w16du wp14">
   <w:body>
     <w:p>
       <w:pPr>
@@ -4821,52 +4821,11 @@
         <w:pStyle w:val="1"/>
       </w:pPr>
       <w:bookmarkStart w:id="32" w:name="_Toc242260022"/>
-      <w:commentRangeStart w:id="33"/>
-      <w:commentRangeStart w:id="34"/>
-      <w:commentRangeStart w:id="35"/>
-      <w:commentRangeStart w:id="36"/>
       <w:r>
         <w:lastRenderedPageBreak/>
         <w:t>СОСТАВ И СОДЕРЖАНИЕ РАБОТ ПО СОЗДАНИЮ АВТОМАТИЗИРОВАННОЙ СИСТЕМЫ</w:t>
       </w:r>
       <w:bookmarkEnd w:id="32"/>
-      <w:commentRangeEnd w:id="33"/>
-      <w:r>
-        <w:rPr>
-          <w:rStyle w:val="af"/>
-          <w:sz w:val="28"/>
-          <w:szCs w:val="32"/>
-        </w:rPr>
-        <w:commentReference w:id="33"/>
-      </w:r>
-      <w:commentRangeEnd w:id="34"/>
-      <w:r>
-        <w:rPr>
-          <w:rStyle w:val="af"/>
-          <w:sz w:val="28"/>
-          <w:szCs w:val="32"/>
-        </w:rPr>
-        <w:commentReference w:id="34"/>
-      </w:r>
-      <w:commentRangeEnd w:id="35"/>
-      <w:r>
-        <w:rPr>
-          <w:rStyle w:val="af"/>
-          <w:sz w:val="28"/>
-          <w:szCs w:val="32"/>
-        </w:rPr>
-        <w:commentReference w:id="35"/>
-      </w:r>
-      <w:commentRangeEnd w:id="36"/>
-      <w:r>
-        <w:rPr>
-          <w:rStyle w:val="af"/>
-          <w:rFonts w:eastAsiaTheme="minorHAnsi" w:cs="Times New Roman"/>
-          <w:b w:val="0"/>
-          <w:caps w:val="0"/>
-        </w:rPr>
-        <w:commentReference w:id="36"/>
-      </w:r>
     </w:p>
     <w:p>
       <w:r>
@@ -5684,7 +5643,7 @@
       <w:pPr>
         <w:pStyle w:val="1"/>
         <w:sectPr>
-          <w:footerReference w:type="first" r:id="rId15"/>
+          <w:footerReference w:type="first" r:id="rId11"/>
           <w:pgSz w:w="16838" w:h="11906" w:orient="landscape"/>
           <w:pgMar w:top="1701" w:right="1134" w:bottom="851" w:left="1134" w:header="709" w:footer="709" w:gutter="0"/>
           <w:cols w:space="708"/>
@@ -5697,22 +5656,22 @@
       <w:pPr>
         <w:pStyle w:val="1"/>
       </w:pPr>
-      <w:bookmarkStart w:id="37" w:name="_Toc242260023"/>
+      <w:bookmarkStart w:id="33" w:name="_Toc242260023"/>
       <w:r>
         <w:lastRenderedPageBreak/>
         <w:t>ПОРЯДОК РАЗРАБОТКИ АВТОМАТИЗИРОВАННОЙ СИСТЕМЫ</w:t>
       </w:r>
-      <w:bookmarkEnd w:id="37"/>
+      <w:bookmarkEnd w:id="33"/>
     </w:p>
     <w:p>
       <w:pPr>
         <w:pStyle w:val="2"/>
       </w:pPr>
-      <w:bookmarkStart w:id="38" w:name="_Toc242260024"/>
+      <w:bookmarkStart w:id="34" w:name="_Toc242260024"/>
       <w:r>
         <w:t>Порядок организации разработки АС</w:t>
       </w:r>
-      <w:bookmarkEnd w:id="38"/>
+      <w:bookmarkEnd w:id="34"/>
     </w:p>
     <w:p>
       <w:r>
@@ -5729,11 +5688,11 @@
       <w:pPr>
         <w:pStyle w:val="2"/>
       </w:pPr>
-      <w:bookmarkStart w:id="39" w:name="_Toc242260025"/>
+      <w:bookmarkStart w:id="35" w:name="_Toc242260025"/>
       <w:r>
         <w:t>Перечень документов и исходных данных для разработки АС</w:t>
       </w:r>
-      <w:bookmarkEnd w:id="39"/>
+      <w:bookmarkEnd w:id="35"/>
     </w:p>
     <w:p>
       <w:r>
@@ -5848,11 +5807,11 @@
       <w:pPr>
         <w:pStyle w:val="2"/>
       </w:pPr>
-      <w:bookmarkStart w:id="40" w:name="_Toc242260026"/>
+      <w:bookmarkStart w:id="36" w:name="_Toc242260026"/>
       <w:r>
         <w:t>Перечень документов, предъявляемых по окончании соответствующих этапов работ</w:t>
       </w:r>
-      <w:bookmarkEnd w:id="40"/>
+      <w:bookmarkEnd w:id="36"/>
     </w:p>
     <w:p>
       <w:r>
@@ -5900,22 +5859,22 @@
       <w:pPr>
         <w:pStyle w:val="1"/>
       </w:pPr>
-      <w:bookmarkStart w:id="41" w:name="_Toc242260027"/>
+      <w:bookmarkStart w:id="37" w:name="_Toc242260027"/>
       <w:r>
         <w:lastRenderedPageBreak/>
         <w:t>ПОРЯДОК КОНТРОЛЯ И ПРИЕМКИ АВТОМАТИЗИРОВАННОЙ СИСТЕМЫ</w:t>
       </w:r>
-      <w:bookmarkEnd w:id="41"/>
+      <w:bookmarkEnd w:id="37"/>
     </w:p>
     <w:p>
       <w:pPr>
         <w:pStyle w:val="2"/>
       </w:pPr>
-      <w:bookmarkStart w:id="42" w:name="_Toc242260028"/>
+      <w:bookmarkStart w:id="38" w:name="_Toc242260028"/>
       <w:r>
         <w:t>Виды, состав и методы испытаний АС и ее составных частей</w:t>
       </w:r>
-      <w:bookmarkEnd w:id="42"/>
+      <w:bookmarkEnd w:id="38"/>
     </w:p>
     <w:p>
       <w:r>
@@ -5969,11 +5928,11 @@
       <w:pPr>
         <w:pStyle w:val="2"/>
       </w:pPr>
-      <w:bookmarkStart w:id="43" w:name="_Toc242260029"/>
+      <w:bookmarkStart w:id="39" w:name="_Toc242260029"/>
       <w:r>
         <w:t>Общие требования к приёмке работ по стадиям</w:t>
       </w:r>
-      <w:bookmarkEnd w:id="43"/>
+      <w:bookmarkEnd w:id="39"/>
     </w:p>
     <w:p>
       <w:r>
@@ -5999,12 +5958,12 @@
       <w:pPr>
         <w:pStyle w:val="1"/>
       </w:pPr>
-      <w:bookmarkStart w:id="44" w:name="_Toc242260030"/>
+      <w:bookmarkStart w:id="40" w:name="_Toc242260030"/>
       <w:r>
         <w:lastRenderedPageBreak/>
         <w:t>ТРЕБОВАНИЯ К ДОКУМЕНТИРОВАНИЮ</w:t>
       </w:r>
-      <w:bookmarkEnd w:id="44"/>
+      <w:bookmarkEnd w:id="40"/>
     </w:p>
     <w:p>
       <w:r>
@@ -6015,11 +5974,11 @@
       <w:pPr>
         <w:pStyle w:val="2"/>
       </w:pPr>
-      <w:bookmarkStart w:id="45" w:name="_Toc242260031"/>
+      <w:bookmarkStart w:id="41" w:name="_Toc242260031"/>
       <w:r>
         <w:t>Перечень подлежащих разработке документов</w:t>
       </w:r>
-      <w:bookmarkEnd w:id="45"/>
+      <w:bookmarkEnd w:id="41"/>
     </w:p>
     <w:p>
       <w:r>
@@ -6030,11 +5989,11 @@
       <w:pPr>
         <w:pStyle w:val="2"/>
       </w:pPr>
-      <w:bookmarkStart w:id="46" w:name="_Toc242260032"/>
+      <w:bookmarkStart w:id="42" w:name="_Toc242260032"/>
       <w:r>
         <w:t>Вид представления и количество документов</w:t>
       </w:r>
-      <w:bookmarkEnd w:id="46"/>
+      <w:bookmarkEnd w:id="42"/>
     </w:p>
     <w:p>
       <w:r>
@@ -6081,11 +6040,11 @@
       <w:pPr>
         <w:pStyle w:val="2"/>
       </w:pPr>
-      <w:bookmarkStart w:id="47" w:name="_Toc242260033"/>
+      <w:bookmarkStart w:id="43" w:name="_Toc242260033"/>
       <w:r>
         <w:t>Требования по использованию ЕСКД и ЕСПД при разработке документов</w:t>
       </w:r>
-      <w:bookmarkEnd w:id="47"/>
+      <w:bookmarkEnd w:id="43"/>
     </w:p>
     <w:p>
       <w:r>
@@ -6139,12 +6098,12 @@
       <w:pPr>
         <w:pStyle w:val="1"/>
       </w:pPr>
-      <w:bookmarkStart w:id="48" w:name="_Toc242260034"/>
+      <w:bookmarkStart w:id="44" w:name="_Toc242260034"/>
       <w:r>
         <w:lastRenderedPageBreak/>
         <w:t>ИСТОЧНИКИ РАЗРАБОТКИ</w:t>
       </w:r>
-      <w:bookmarkEnd w:id="48"/>
+      <w:bookmarkEnd w:id="44"/>
     </w:p>
     <w:p>
       <w:r>
@@ -6199,35 +6158,27 @@
     </w:p>
     <w:p>
       <w:r>
-        <w:t xml:space="preserve">7. Введение в UML от создателей языка [Текст]: руководство пользователя / Г. Буч, Д. </w:t>
+        <w:t xml:space="preserve">7. Введение в UML от создателей языка [Текст]: руководство пользователя / Г. Буч, Д. Рамбо, И. Якобсон. - 2-е изд. - М.: ДМК Пресс, 2012. - 494 с.: ил. - (Классика программирования). - </w:t>
       </w:r>
       <w:proofErr w:type="spellStart"/>
       <w:r>
-        <w:t>Рамбо</w:t>
+        <w:t>Предм</w:t>
       </w:r>
       <w:proofErr w:type="spellEnd"/>
       <w:r>
-        <w:t xml:space="preserve">, И. Якобсон. - 2-е изд. - М.: ДМК Пресс, 2012. - 494 с.: ил. - (Классика программирования). - </w:t>
+        <w:t>. указ.: с. 483-493. - ISBN 978-5-94074-644-7;</w:t>
+      </w:r>
+    </w:p>
+    <w:p>
+      <w:r>
+        <w:t xml:space="preserve">8. Ли. К. Основы САПР (CAD/CAM/CAE). – </w:t>
       </w:r>
       <w:proofErr w:type="spellStart"/>
       <w:r>
-        <w:t>Предм</w:t>
+        <w:t>Спб</w:t>
       </w:r>
       <w:proofErr w:type="spellEnd"/>
       <w:r>
-        <w:t>. указ.: с. 483-493. - ISBN 978-5-94074-644-7;</w:t>
-      </w:r>
-    </w:p>
-    <w:p>
-      <w:r>
-        <w:t xml:space="preserve">8. Ли. К. Основы САПР (CAD/CAM/CAE). – </w:t>
-      </w:r>
-      <w:proofErr w:type="spellStart"/>
-      <w:r>
-        <w:t>Спб</w:t>
-      </w:r>
-      <w:proofErr w:type="spellEnd"/>
-      <w:r>
         <w:t>.: «Питер», 2004. – 560с.</w:t>
       </w:r>
     </w:p>
@@ -6251,7 +6202,7 @@
       </w:r>
     </w:p>
     <w:sectPr>
-      <w:footerReference w:type="first" r:id="rId16"/>
+      <w:footerReference w:type="first" r:id="rId12"/>
       <w:pgSz w:w="11906" w:h="16838"/>
       <w:pgMar w:top="1134" w:right="851" w:bottom="1134" w:left="1701" w:header="709" w:footer="709" w:gutter="0"/>
       <w:cols w:space="708"/>
@@ -6262,99 +6213,8 @@
 </w:document>
 </file>
 
-<file path=word/comments.xml><?xml version="1.0" encoding="utf-8"?>
-<w:comments xmlns:wpc="http://schemas.microsoft.com/office/word/2010/wordprocessingCanvas" xmlns:cx="http://schemas.microsoft.com/office/drawing/2014/chartex" xmlns:cx1="http://schemas.microsoft.com/office/drawing/2015/9/8/chartex" xmlns:cx2="http://schemas.microsoft.com/office/drawing/2015/10/21/chartex" xmlns:cx3="http://schemas.microsoft.com/office/drawing/2016/5/9/chartex" xmlns:cx4="http://schemas.microsoft.com/office/drawing/2016/5/10/chartex" xmlns:cx5="http://schemas.microsoft.com/office/drawing/2016/5/11/chartex" xmlns:cx6="http://schemas.microsoft.com/office/drawing/2016/5/12/chartex" xmlns:cx7="http://schemas.microsoft.com/office/drawing/2016/5/13/chartex" xmlns:cx8="http://schemas.microsoft.com/office/drawing/2016/5/14/chartex" xmlns:mc="http://schemas.openxmlformats.org/markup-compatibility/2006" xmlns:aink="http://schemas.microsoft.com/office/drawing/2016/ink" xmlns:am3d="http://schemas.microsoft.com/office/drawing/2017/model3d" xmlns:o="urn:schemas-microsoft-com:office:office" xmlns:r="http://schemas.openxmlformats.org/officeDocument/2006/relationships" xmlns:m="http://schemas.openxmlformats.org/officeDocument/2006/math" xmlns:v="urn:schemas-microsoft-com:vml" xmlns:wp14="http://schemas.microsoft.com/office/word/2010/wordprocessingDrawing" xmlns:wp="http://schemas.openxmlformats.org/drawingml/2006/wordprocessingDrawing" xmlns:w10="urn:schemas-microsoft-com:office:word" xmlns:w="http://schemas.openxmlformats.org/wordprocessingml/2006/main" xmlns:w14="http://schemas.microsoft.com/office/word/2010/wordml" xmlns:w15="http://schemas.microsoft.com/office/word/2012/wordml" xmlns:w16cex="http://schemas.microsoft.com/office/word/2018/wordml/cex" xmlns:w16cid="http://schemas.microsoft.com/office/word/2016/wordml/cid" xmlns:w16="http://schemas.microsoft.com/office/word/2018/wordml" xmlns:w16sdtdh="http://schemas.microsoft.com/office/word/2020/wordml/sdtdatahash" xmlns:w16se="http://schemas.microsoft.com/office/word/2015/wordml/symex" xmlns:wpg="http://schemas.microsoft.com/office/word/2010/wordprocessingGroup" xmlns:wpi="http://schemas.microsoft.com/office/word/2010/wordprocessingInk" xmlns:wne="http://schemas.microsoft.com/office/word/2006/wordml" xmlns:wps="http://schemas.microsoft.com/office/word/2010/wordprocessingShape" mc:Ignorable="w14 w15 w16se w16cid w16 w16cex w16sdtdh wp14">
-  <w:comment w:id="33" w:author="Kalentyev Alexey" w:date="2026-09-23T04:32:00Z" w:initials="KA">
-    <w:p>
-      <w:r>
-        <w:annotationRef/>
-      </w:r>
-      <w:r>
-        <w:t>Восстановите номера страниц 13 и 14 внизу по центру. Проверьте связь колонтитулов и настройку первой страницы в секциях после перехода на альбомный лист.</w:t>
-      </w:r>
-    </w:p>
-  </w:comment>
-  <w:comment w:id="34" w:author="Роман Повалкович" w:date="2026-10-07T08:04:00Z" w:initials="РП">
-    <w:p>
-      <w:pPr>
-        <w:pStyle w:val="af0"/>
-      </w:pPr>
-      <w:r>
-        <w:rPr>
-          <w:rStyle w:val="af"/>
-        </w:rPr>
-        <w:annotationRef/>
-      </w:r>
-      <w:r>
-        <w:t>+</w:t>
-      </w:r>
-    </w:p>
-  </w:comment>
-  <w:comment w:id="35" w:author="Kalentyev Alexey" w:date="2026-10-07T11:45:00Z" w:initials="KA">
-    <w:p>
-      <w:pPr>
-        <w:pStyle w:val="af0"/>
-        <w:ind w:firstLine="0"/>
-        <w:jc w:val="left"/>
-      </w:pPr>
-      <w:r>
-        <w:rPr>
-          <w:rStyle w:val="af"/>
-        </w:rPr>
-        <w:annotationRef/>
-      </w:r>
-      <w:r>
-        <w:t>Не восстановили номера страниц</w:t>
-      </w:r>
-    </w:p>
-  </w:comment>
-  <w:comment w:id="36" w:author="Роман Повалкович" w:date="2026-10-07T11:59:00Z" w:initials="РП">
-    <w:p>
-      <w:pPr>
-        <w:pStyle w:val="af0"/>
-      </w:pPr>
-      <w:r>
-        <w:rPr>
-          <w:rStyle w:val="af"/>
-        </w:rPr>
-        <w:annotationRef/>
-      </w:r>
-      <w:r>
-        <w:t>Восстановлены номера страниц</w:t>
-      </w:r>
-    </w:p>
-  </w:comment>
-</w:comments>
-</file>
-
-<file path=word/commentsExtended.xml><?xml version="1.0" encoding="utf-8"?>
-<w15:commentsEx xmlns:wpc="http://schemas.microsoft.com/office/word/2010/wordprocessingCanvas" xmlns:cx="http://schemas.microsoft.com/office/drawing/2014/chartex" xmlns:cx1="http://schemas.microsoft.com/office/drawing/2015/9/8/chartex" xmlns:cx2="http://schemas.microsoft.com/office/drawing/2015/10/21/chartex" xmlns:cx3="http://schemas.microsoft.com/office/drawing/2016/5/9/chartex" xmlns:cx4="http://schemas.microsoft.com/office/drawing/2016/5/10/chartex" xmlns:cx5="http://schemas.microsoft.com/office/drawing/2016/5/11/chartex" xmlns:cx6="http://schemas.microsoft.com/office/drawing/2016/5/12/chartex" xmlns:cx7="http://schemas.microsoft.com/office/drawing/2016/5/13/chartex" xmlns:cx8="http://schemas.microsoft.com/office/drawing/2016/5/14/chartex" xmlns:mc="http://schemas.openxmlformats.org/markup-compatibility/2006" xmlns:aink="http://schemas.microsoft.com/office/drawing/2016/ink" xmlns:am3d="http://schemas.microsoft.com/office/drawing/2017/model3d" xmlns:o="urn:schemas-microsoft-com:office:office" xmlns:r="http://schemas.openxmlformats.org/officeDocument/2006/relationships" xmlns:m="http://schemas.openxmlformats.org/officeDocument/2006/math" xmlns:v="urn:schemas-microsoft-com:vml" xmlns:wp14="http://schemas.microsoft.com/office/word/2010/wordprocessingDrawing" xmlns:wp="http://schemas.openxmlformats.org/drawingml/2006/wordprocessingDrawing" xmlns:w10="urn:schemas-microsoft-com:office:word" xmlns:w="http://schemas.openxmlformats.org/wordprocessingml/2006/main" xmlns:w14="http://schemas.microsoft.com/office/word/2010/wordml" xmlns:w15="http://schemas.microsoft.com/office/word/2012/wordml" xmlns:w16cex="http://schemas.microsoft.com/office/word/2018/wordml/cex" xmlns:w16cid="http://schemas.microsoft.com/office/word/2016/wordml/cid" xmlns:w16="http://schemas.microsoft.com/office/word/2018/wordml" xmlns:w16sdtdh="http://schemas.microsoft.com/office/word/2020/wordml/sdtdatahash" xmlns:w16se="http://schemas.microsoft.com/office/word/2015/wordml/symex" xmlns:wpg="http://schemas.microsoft.com/office/word/2010/wordprocessingGroup" xmlns:wpi="http://schemas.microsoft.com/office/word/2010/wordprocessingInk" xmlns:wne="http://schemas.microsoft.com/office/word/2006/wordml" xmlns:wps="http://schemas.microsoft.com/office/word/2010/wordprocessingShape" mc:Ignorable="w14 w15 w16se w16cid w16 w16cex w16sdtdh wp14">
-  <w15:commentEx w15:paraId="44CE8D01" w15:done="0"/>
-  <w15:commentEx w15:paraId="21415D5F" w15:paraIdParent="44CE8D01" w15:done="0"/>
-  <w15:commentEx w15:paraId="7DE97A3B" w15:paraIdParent="44CE8D01" w15:done="0"/>
-  <w15:commentEx w15:paraId="4F2892B8" w15:paraIdParent="44CE8D01" w15:done="0"/>
-</w15:commentsEx>
-</file>
-
-<file path=word/commentsExtensible.xml><?xml version="1.0" encoding="utf-8"?>
-<w16cex:commentsExtensible xmlns:wpc="http://schemas.microsoft.com/office/word/2010/wordprocessingCanvas" xmlns:cx="http://schemas.microsoft.com/office/drawing/2014/chartex" xmlns:cx1="http://schemas.microsoft.com/office/drawing/2015/9/8/chartex" xmlns:cx2="http://schemas.microsoft.com/office/drawing/2015/10/21/chartex" xmlns:cx3="http://schemas.microsoft.com/office/drawing/2016/5/9/chartex" xmlns:cx4="http://schemas.microsoft.com/office/drawing/2016/5/10/chartex" xmlns:cx5="http://schemas.microsoft.com/office/drawing/2016/5/11/chartex" xmlns:cx6="http://schemas.microsoft.com/office/drawing/2016/5/12/chartex" xmlns:cx7="http://schemas.microsoft.com/office/drawing/2016/5/13/chartex" xmlns:cx8="http://schemas.microsoft.com/office/drawing/2016/5/14/chartex" xmlns:mc="http://schemas.openxmlformats.org/markup-compatibility/2006" xmlns:aink="http://schemas.microsoft.com/office/drawing/2016/ink" xmlns:am3d="http://schemas.microsoft.com/office/drawing/2017/model3d" xmlns:o="urn:schemas-microsoft-com:office:office" xmlns:r="http://schemas.openxmlformats.org/officeDocument/2006/relationships" xmlns:m="http://schemas.openxmlformats.org/officeDocument/2006/math" xmlns:v="urn:schemas-microsoft-com:vml" xmlns:wp14="http://schemas.microsoft.com/office/word/2010/wordprocessingDrawing" xmlns:wp="http://schemas.openxmlformats.org/drawingml/2006/wordprocessingDrawing" xmlns:w10="urn:schemas-microsoft-com:office:word" xmlns:w="http://schemas.openxmlformats.org/wordprocessingml/2006/main" xmlns:w14="http://schemas.microsoft.com/office/word/2010/wordml" xmlns:w15="http://schemas.microsoft.com/office/word/2012/wordml" xmlns:w16cex="http://schemas.microsoft.com/office/word/2018/wordml/cex" xmlns:w16cid="http://schemas.microsoft.com/office/word/2016/wordml/cid" xmlns:w16="http://schemas.microsoft.com/office/word/2018/wordml" xmlns:w16sdtdh="http://schemas.microsoft.com/office/word/2020/wordml/sdtdatahash" xmlns:w16se="http://schemas.microsoft.com/office/word/2015/wordml/symex" xmlns:wpg="http://schemas.microsoft.com/office/word/2010/wordprocessingGroup" xmlns:wpi="http://schemas.microsoft.com/office/word/2010/wordprocessingInk" xmlns:wne="http://schemas.microsoft.com/office/word/2006/wordml" xmlns:wps="http://schemas.microsoft.com/office/word/2010/wordprocessingShape" mc:Ignorable="w14 w15 w16se w16cid w16 w16cex w16sdtdh wp14">
-  <w16cex:commentExtensible w16cex:durableId="5D79A1FB" w16cex:dateUtc="2026-10-07T01:04:00Z"/>
-  <w16cex:commentExtensible w16cex:durableId="1D8E18B8" w16cex:dateUtc="2026-10-07T04:45:00Z"/>
-  <w16cex:commentExtensible w16cex:durableId="2E70B2B1" w16cex:dateUtc="2026-10-07T04:59:00Z"/>
-</w16cex:commentsExtensible>
-</file>
-
-<file path=word/commentsIds.xml><?xml version="1.0" encoding="utf-8"?>
-<w16cid:commentsIds xmlns:wpc="http://schemas.microsoft.com/office/word/2010/wordprocessingCanvas" xmlns:cx="http://schemas.microsoft.com/office/drawing/2014/chartex" xmlns:cx1="http://schemas.microsoft.com/office/drawing/2015/9/8/chartex" xmlns:cx2="http://schemas.microsoft.com/office/drawing/2015/10/21/chartex" xmlns:cx3="http://schemas.microsoft.com/office/drawing/2016/5/9/chartex" xmlns:cx4="http://schemas.microsoft.com/office/drawing/2016/5/10/chartex" xmlns:cx5="http://schemas.microsoft.com/office/drawing/2016/5/11/chartex" xmlns:cx6="http://schemas.microsoft.com/office/drawing/2016/5/12/chartex" xmlns:cx7="http://schemas.microsoft.com/office/drawing/2016/5/13/chartex" xmlns:cx8="http://schemas.microsoft.com/office/drawing/2016/5/14/chartex" xmlns:mc="http://schemas.openxmlformats.org/markup-compatibility/2006" xmlns:aink="http://schemas.microsoft.com/office/drawing/2016/ink" xmlns:am3d="http://schemas.microsoft.com/office/drawing/2017/model3d" xmlns:o="urn:schemas-microsoft-com:office:office" xmlns:r="http://schemas.openxmlformats.org/officeDocument/2006/relationships" xmlns:m="http://schemas.openxmlformats.org/officeDocument/2006/math" xmlns:v="urn:schemas-microsoft-com:vml" xmlns:wp14="http://schemas.microsoft.com/office/word/2010/wordprocessingDrawing" xmlns:wp="http://schemas.openxmlformats.org/drawingml/2006/wordprocessingDrawing" xmlns:w10="urn:schemas-microsoft-com:office:word" xmlns:w="http://schemas.openxmlformats.org/wordprocessingml/2006/main" xmlns:w14="http://schemas.microsoft.com/office/word/2010/wordml" xmlns:w15="http://schemas.microsoft.com/office/word/2012/wordml" xmlns:w16cex="http://schemas.microsoft.com/office/word/2018/wordml/cex" xmlns:w16cid="http://schemas.microsoft.com/office/word/2016/wordml/cid" xmlns:w16="http://schemas.microsoft.com/office/word/2018/wordml" xmlns:w16sdtdh="http://schemas.microsoft.com/office/word/2020/wordml/sdtdatahash" xmlns:w16se="http://schemas.microsoft.com/office/word/2015/wordml/symex" xmlns:wpg="http://schemas.microsoft.com/office/word/2010/wordprocessingGroup" xmlns:wpi="http://schemas.microsoft.com/office/word/2010/wordprocessingInk" xmlns:wne="http://schemas.microsoft.com/office/word/2006/wordml" xmlns:wps="http://schemas.microsoft.com/office/word/2010/wordprocessingShape" mc:Ignorable="w14 w15 w16se w16cid w16 w16cex w16sdtdh wp14">
-  <w16cid:commentId w16cid:paraId="44CE8D01" w16cid:durableId="44CE8D01"/>
-  <w16cid:commentId w16cid:paraId="21415D5F" w16cid:durableId="5D79A1FB"/>
-  <w16cid:commentId w16cid:paraId="7DE97A3B" w16cid:durableId="1D8E18B8"/>
-  <w16cid:commentId w16cid:paraId="4F2892B8" w16cid:durableId="2E70B2B1"/>
-</w16cid:commentsIds>
-</file>
-
 <file path=word/endnotes.xml><?xml version="1.0" encoding="utf-8"?>
-<w:endnotes xmlns:wpc="http://schemas.microsoft.com/office/word/2010/wordprocessingCanvas" xmlns:cx="http://schemas.microsoft.com/office/drawing/2014/chartex" xmlns:cx1="http://schemas.microsoft.com/office/drawing/2015/9/8/chartex" xmlns:cx2="http://schemas.microsoft.com/office/drawing/2015/10/21/chartex" xmlns:cx3="http://schemas.microsoft.com/office/drawing/2016/5/9/chartex" xmlns:cx4="http://schemas.microsoft.com/office/drawing/2016/5/10/chartex" xmlns:cx5="http://schemas.microsoft.com/office/drawing/2016/5/11/chartex" xmlns:cx6="http://schemas.microsoft.com/office/drawing/2016/5/12/chartex" xmlns:cx7="http://schemas.microsoft.com/office/drawing/2016/5/13/chartex" xmlns:cx8="http://schemas.microsoft.com/office/drawing/2016/5/14/chartex" xmlns:mc="http://schemas.openxmlformats.org/markup-compatibility/2006" xmlns:aink="http://schemas.microsoft.com/office/drawing/2016/ink" xmlns:am3d="http://schemas.microsoft.com/office/drawing/2017/model3d" xmlns:o="urn:schemas-microsoft-com:office:office" xmlns:r="http://schemas.openxmlformats.org/officeDocument/2006/relationships" xmlns:m="http://schemas.openxmlformats.org/officeDocument/2006/math" xmlns:v="urn:schemas-microsoft-com:vml" xmlns:wp14="http://schemas.microsoft.com/office/word/2010/wordprocessingDrawing" xmlns:wp="http://schemas.openxmlformats.org/drawingml/2006/wordprocessingDrawing" xmlns:w10="urn:schemas-microsoft-com:office:word" xmlns:w="http://schemas.openxmlformats.org/wordprocessingml/2006/main" xmlns:w14="http://schemas.microsoft.com/office/word/2010/wordml" xmlns:w15="http://schemas.microsoft.com/office/word/2012/wordml" xmlns:w16cex="http://schemas.microsoft.com/office/word/2018/wordml/cex" xmlns:w16cid="http://schemas.microsoft.com/office/word/2016/wordml/cid" xmlns:w16="http://schemas.microsoft.com/office/word/2018/wordml" xmlns:w16sdtdh="http://schemas.microsoft.com/office/word/2020/wordml/sdtdatahash" xmlns:w16se="http://schemas.microsoft.com/office/word/2015/wordml/symex" xmlns:wpg="http://schemas.microsoft.com/office/word/2010/wordprocessingGroup" xmlns:wpi="http://schemas.microsoft.com/office/word/2010/wordprocessingInk" xmlns:wne="http://schemas.microsoft.com/office/word/2006/wordml" xmlns:wps="http://schemas.microsoft.com/office/word/2010/wordprocessingShape" mc:Ignorable="w14 w15 w16se w16cid w16 w16cex w16sdtdh wp14">
+<w:endnotes xmlns:wpc="http://schemas.microsoft.com/office/word/2010/wordprocessingCanvas" xmlns:cx="http://schemas.microsoft.com/office/drawing/2014/chartex" xmlns:cx1="http://schemas.microsoft.com/office/drawing/2015/9/8/chartex" xmlns:cx2="http://schemas.microsoft.com/office/drawing/2015/10/21/chartex" xmlns:cx3="http://schemas.microsoft.com/office/drawing/2016/5/9/chartex" xmlns:cx4="http://schemas.microsoft.com/office/drawing/2016/5/10/chartex" xmlns:cx5="http://schemas.microsoft.com/office/drawing/2016/5/11/chartex" xmlns:cx6="http://schemas.microsoft.com/office/drawing/2016/5/12/chartex" xmlns:cx7="http://schemas.microsoft.com/office/drawing/2016/5/13/chartex" xmlns:cx8="http://schemas.microsoft.com/office/drawing/2016/5/14/chartex" xmlns:mc="http://schemas.openxmlformats.org/markup-compatibility/2006" xmlns:aink="http://schemas.microsoft.com/office/drawing/2016/ink" xmlns:am3d="http://schemas.microsoft.com/office/drawing/2017/model3d" xmlns:o="urn:schemas-microsoft-com:office:office" xmlns:oel="http://schemas.microsoft.com/office/2019/extlst" xmlns:r="http://schemas.openxmlformats.org/officeDocument/2006/relationships" xmlns:m="http://schemas.openxmlformats.org/officeDocument/2006/math" xmlns:v="urn:schemas-microsoft-com:vml" xmlns:wp14="http://schemas.microsoft.com/office/word/2010/wordprocessingDrawing" xmlns:wp="http://schemas.openxmlformats.org/drawingml/2006/wordprocessingDrawing" xmlns:w10="urn:schemas-microsoft-com:office:word" xmlns:w="http://schemas.openxmlformats.org/wordprocessingml/2006/main" xmlns:w14="http://schemas.microsoft.com/office/word/2010/wordml" xmlns:w15="http://schemas.microsoft.com/office/word/2012/wordml" xmlns:w16cex="http://schemas.microsoft.com/office/word/2018/wordml/cex" xmlns:w16cid="http://schemas.microsoft.com/office/word/2016/wordml/cid" xmlns:w16="http://schemas.microsoft.com/office/word/2018/wordml" xmlns:w16du="http://schemas.microsoft.com/office/word/2023/wordml/word16du" xmlns:w16sdtdh="http://schemas.microsoft.com/office/word/2020/wordml/sdtdatahash" xmlns:w16sdtfl="http://schemas.microsoft.com/office/word/2024/wordml/sdtformatlock" xmlns:w16se="http://schemas.microsoft.com/office/word/2015/wordml/symex" xmlns:wpg="http://schemas.microsoft.com/office/word/2010/wordprocessingGroup" xmlns:wpi="http://schemas.microsoft.com/office/word/2010/wordprocessingInk" xmlns:wne="http://schemas.microsoft.com/office/word/2006/wordml" xmlns:wps="http://schemas.microsoft.com/office/word/2010/wordprocessingShape" mc:Ignorable="w14 w15 w16se w16cid w16 w16cex w16sdtdh w16sdtfl w16du wp14">
   <w:endnote w:type="separator" w:id="-1">
     <w:p>
       <w:r>
@@ -6373,7 +6233,7 @@
 </file>
 
 <file path=word/footer1.xml><?xml version="1.0" encoding="utf-8"?>
-<w:ftr xmlns:wpc="http://schemas.microsoft.com/office/word/2010/wordprocessingCanvas" xmlns:cx="http://schemas.microsoft.com/office/drawing/2014/chartex" xmlns:cx1="http://schemas.microsoft.com/office/drawing/2015/9/8/chartex" xmlns:cx2="http://schemas.microsoft.com/office/drawing/2015/10/21/chartex" xmlns:cx3="http://schemas.microsoft.com/office/drawing/2016/5/9/chartex" xmlns:cx4="http://schemas.microsoft.com/office/drawing/2016/5/10/chartex" xmlns:cx5="http://schemas.microsoft.com/office/drawing/2016/5/11/chartex" xmlns:cx6="http://schemas.microsoft.com/office/drawing/2016/5/12/chartex" xmlns:cx7="http://schemas.microsoft.com/office/drawing/2016/5/13/chartex" xmlns:cx8="http://schemas.microsoft.com/office/drawing/2016/5/14/chartex" xmlns:mc="http://schemas.openxmlformats.org/markup-compatibility/2006" xmlns:aink="http://schemas.microsoft.com/office/drawing/2016/ink" xmlns:am3d="http://schemas.microsoft.com/office/drawing/2017/model3d" xmlns:o="urn:schemas-microsoft-com:office:office" xmlns:r="http://schemas.openxmlformats.org/officeDocument/2006/relationships" xmlns:m="http://schemas.openxmlformats.org/officeDocument/2006/math" xmlns:v="urn:schemas-microsoft-com:vml" xmlns:wp14="http://schemas.microsoft.com/office/word/2010/wordprocessingDrawing" xmlns:wp="http://schemas.openxmlformats.org/drawingml/2006/wordprocessingDrawing" xmlns:w10="urn:schemas-microsoft-com:office:word" xmlns:w="http://schemas.openxmlformats.org/wordprocessingml/2006/main" xmlns:w14="http://schemas.microsoft.com/office/word/2010/wordml" xmlns:w15="http://schemas.microsoft.com/office/word/2012/wordml" xmlns:w16cex="http://schemas.microsoft.com/office/word/2018/wordml/cex" xmlns:w16cid="http://schemas.microsoft.com/office/word/2016/wordml/cid" xmlns:w16="http://schemas.microsoft.com/office/word/2018/wordml" xmlns:w16sdtdh="http://schemas.microsoft.com/office/word/2020/wordml/sdtdatahash" xmlns:w16se="http://schemas.microsoft.com/office/word/2015/wordml/symex" xmlns:wpg="http://schemas.microsoft.com/office/word/2010/wordprocessingGroup" xmlns:wpi="http://schemas.microsoft.com/office/word/2010/wordprocessingInk" xmlns:wne="http://schemas.microsoft.com/office/word/2006/wordml" xmlns:wps="http://schemas.microsoft.com/office/word/2010/wordprocessingShape" mc:Ignorable="w14 w15 w16se w16cid w16 w16cex w16sdtdh wp14">
+<w:ftr xmlns:wpc="http://schemas.microsoft.com/office/word/2010/wordprocessingCanvas" xmlns:cx="http://schemas.microsoft.com/office/drawing/2014/chartex" xmlns:cx1="http://schemas.microsoft.com/office/drawing/2015/9/8/chartex" xmlns:cx2="http://schemas.microsoft.com/office/drawing/2015/10/21/chartex" xmlns:cx3="http://schemas.microsoft.com/office/drawing/2016/5/9/chartex" xmlns:cx4="http://schemas.microsoft.com/office/drawing/2016/5/10/chartex" xmlns:cx5="http://schemas.microsoft.com/office/drawing/2016/5/11/chartex" xmlns:cx6="http://schemas.microsoft.com/office/drawing/2016/5/12/chartex" xmlns:cx7="http://schemas.microsoft.com/office/drawing/2016/5/13/chartex" xmlns:cx8="http://schemas.microsoft.com/office/drawing/2016/5/14/chartex" xmlns:mc="http://schemas.openxmlformats.org/markup-compatibility/2006" xmlns:aink="http://schemas.microsoft.com/office/drawing/2016/ink" xmlns:am3d="http://schemas.microsoft.com/office/drawing/2017/model3d" xmlns:o="urn:schemas-microsoft-com:office:office" xmlns:oel="http://schemas.microsoft.com/office/2019/extlst" xmlns:r="http://schemas.openxmlformats.org/officeDocument/2006/relationships" xmlns:m="http://schemas.openxmlformats.org/officeDocument/2006/math" xmlns:v="urn:schemas-microsoft-com:vml" xmlns:wp14="http://schemas.microsoft.com/office/word/2010/wordprocessingDrawing" xmlns:wp="http://schemas.openxmlformats.org/drawingml/2006/wordprocessingDrawing" xmlns:w10="urn:schemas-microsoft-com:office:word" xmlns:w="http://schemas.openxmlformats.org/wordprocessingml/2006/main" xmlns:w14="http://schemas.microsoft.com/office/word/2010/wordml" xmlns:w15="http://schemas.microsoft.com/office/word/2012/wordml" xmlns:w16cex="http://schemas.microsoft.com/office/word/2018/wordml/cex" xmlns:w16cid="http://schemas.microsoft.com/office/word/2016/wordml/cid" xmlns:w16="http://schemas.microsoft.com/office/word/2018/wordml" xmlns:w16du="http://schemas.microsoft.com/office/word/2023/wordml/word16du" xmlns:w16sdtdh="http://schemas.microsoft.com/office/word/2020/wordml/sdtdatahash" xmlns:w16sdtfl="http://schemas.microsoft.com/office/word/2024/wordml/sdtformatlock" xmlns:w16se="http://schemas.microsoft.com/office/word/2015/wordml/symex" xmlns:wpg="http://schemas.microsoft.com/office/word/2010/wordprocessingGroup" xmlns:wpi="http://schemas.microsoft.com/office/word/2010/wordprocessingInk" xmlns:wne="http://schemas.microsoft.com/office/word/2006/wordml" xmlns:wps="http://schemas.microsoft.com/office/word/2010/wordprocessingShape" mc:Ignorable="w14 w15 w16se w16cid w16 w16cex w16sdtdh w16sdtfl w16du wp14">
   <w:sdt>
     <w:sdtPr>
       <w:id w:val="1154028649"/>
@@ -6382,7 +6242,6 @@
         <w:docPartUnique/>
       </w:docPartObj>
     </w:sdtPr>
-    <w:sdtEndPr/>
     <w:sdtContent>
       <w:p>
         <w:pPr>
@@ -6411,7 +6270,7 @@
 </file>
 
 <file path=word/footer2.xml><?xml version="1.0" encoding="utf-8"?>
-<w:ftr xmlns:wpc="http://schemas.microsoft.com/office/word/2010/wordprocessingCanvas" xmlns:cx="http://schemas.microsoft.com/office/drawing/2014/chartex" xmlns:cx1="http://schemas.microsoft.com/office/drawing/2015/9/8/chartex" xmlns:cx2="http://schemas.microsoft.com/office/drawing/2015/10/21/chartex" xmlns:cx3="http://schemas.microsoft.com/office/drawing/2016/5/9/chartex" xmlns:cx4="http://schemas.microsoft.com/office/drawing/2016/5/10/chartex" xmlns:cx5="http://schemas.microsoft.com/office/drawing/2016/5/11/chartex" xmlns:cx6="http://schemas.microsoft.com/office/drawing/2016/5/12/chartex" xmlns:cx7="http://schemas.microsoft.com/office/drawing/2016/5/13/chartex" xmlns:cx8="http://schemas.microsoft.com/office/drawing/2016/5/14/chartex" xmlns:mc="http://schemas.openxmlformats.org/markup-compatibility/2006" xmlns:aink="http://schemas.microsoft.com/office/drawing/2016/ink" xmlns:am3d="http://schemas.microsoft.com/office/drawing/2017/model3d" xmlns:o="urn:schemas-microsoft-com:office:office" xmlns:r="http://schemas.openxmlformats.org/officeDocument/2006/relationships" xmlns:m="http://schemas.openxmlformats.org/officeDocument/2006/math" xmlns:v="urn:schemas-microsoft-com:vml" xmlns:wp14="http://schemas.microsoft.com/office/word/2010/wordprocessingDrawing" xmlns:wp="http://schemas.openxmlformats.org/drawingml/2006/wordprocessingDrawing" xmlns:w10="urn:schemas-microsoft-com:office:word" xmlns:w="http://schemas.openxmlformats.org/wordprocessingml/2006/main" xmlns:w14="http://schemas.microsoft.com/office/word/2010/wordml" xmlns:w15="http://schemas.microsoft.com/office/word/2012/wordml" xmlns:w16cex="http://schemas.microsoft.com/office/word/2018/wordml/cex" xmlns:w16cid="http://schemas.microsoft.com/office/word/2016/wordml/cid" xmlns:w16="http://schemas.microsoft.com/office/word/2018/wordml" xmlns:w16sdtdh="http://schemas.microsoft.com/office/word/2020/wordml/sdtdatahash" xmlns:w16se="http://schemas.microsoft.com/office/word/2015/wordml/symex" xmlns:wpg="http://schemas.microsoft.com/office/word/2010/wordprocessingGroup" xmlns:wpi="http://schemas.microsoft.com/office/word/2010/wordprocessingInk" xmlns:wne="http://schemas.microsoft.com/office/word/2006/wordml" xmlns:wps="http://schemas.microsoft.com/office/word/2010/wordprocessingShape" mc:Ignorable="w14 w15 w16se w16cid w16 w16cex w16sdtdh wp14">
+<w:ftr xmlns:wpc="http://schemas.microsoft.com/office/word/2010/wordprocessingCanvas" xmlns:cx="http://schemas.microsoft.com/office/drawing/2014/chartex" xmlns:cx1="http://schemas.microsoft.com/office/drawing/2015/9/8/chartex" xmlns:cx2="http://schemas.microsoft.com/office/drawing/2015/10/21/chartex" xmlns:cx3="http://schemas.microsoft.com/office/drawing/2016/5/9/chartex" xmlns:cx4="http://schemas.microsoft.com/office/drawing/2016/5/10/chartex" xmlns:cx5="http://schemas.microsoft.com/office/drawing/2016/5/11/chartex" xmlns:cx6="http://schemas.microsoft.com/office/drawing/2016/5/12/chartex" xmlns:cx7="http://schemas.microsoft.com/office/drawing/2016/5/13/chartex" xmlns:cx8="http://schemas.microsoft.com/office/drawing/2016/5/14/chartex" xmlns:mc="http://schemas.openxmlformats.org/markup-compatibility/2006" xmlns:aink="http://schemas.microsoft.com/office/drawing/2016/ink" xmlns:am3d="http://schemas.microsoft.com/office/drawing/2017/model3d" xmlns:o="urn:schemas-microsoft-com:office:office" xmlns:oel="http://schemas.microsoft.com/office/2019/extlst" xmlns:r="http://schemas.openxmlformats.org/officeDocument/2006/relationships" xmlns:m="http://schemas.openxmlformats.org/officeDocument/2006/math" xmlns:v="urn:schemas-microsoft-com:vml" xmlns:wp14="http://schemas.microsoft.com/office/word/2010/wordprocessingDrawing" xmlns:wp="http://schemas.openxmlformats.org/drawingml/2006/wordprocessingDrawing" xmlns:w10="urn:schemas-microsoft-com:office:word" xmlns:w="http://schemas.openxmlformats.org/wordprocessingml/2006/main" xmlns:w14="http://schemas.microsoft.com/office/word/2010/wordml" xmlns:w15="http://schemas.microsoft.com/office/word/2012/wordml" xmlns:w16cex="http://schemas.microsoft.com/office/word/2018/wordml/cex" xmlns:w16cid="http://schemas.microsoft.com/office/word/2016/wordml/cid" xmlns:w16="http://schemas.microsoft.com/office/word/2018/wordml" xmlns:w16du="http://schemas.microsoft.com/office/word/2023/wordml/word16du" xmlns:w16sdtdh="http://schemas.microsoft.com/office/word/2020/wordml/sdtdatahash" xmlns:w16sdtfl="http://schemas.microsoft.com/office/word/2024/wordml/sdtformatlock" xmlns:w16se="http://schemas.microsoft.com/office/word/2015/wordml/symex" xmlns:wpg="http://schemas.microsoft.com/office/word/2010/wordprocessingGroup" xmlns:wpi="http://schemas.microsoft.com/office/word/2010/wordprocessingInk" xmlns:wne="http://schemas.microsoft.com/office/word/2006/wordml" xmlns:wps="http://schemas.microsoft.com/office/word/2010/wordprocessingShape" mc:Ignorable="w14 w15 w16se w16cid w16 w16cex w16sdtdh w16sdtfl w16du wp14">
   <w:p>
     <w:pPr>
       <w:pStyle w:val="a5"/>
@@ -6427,7 +6286,7 @@
 </file>
 
 <file path=word/footer3.xml><?xml version="1.0" encoding="utf-8"?>
-<w:ftr xmlns:wpc="http://schemas.microsoft.com/office/word/2010/wordprocessingCanvas" xmlns:cx="http://schemas.microsoft.com/office/drawing/2014/chartex" xmlns:cx1="http://schemas.microsoft.com/office/drawing/2015/9/8/chartex" xmlns:cx2="http://schemas.microsoft.com/office/drawing/2015/10/21/chartex" xmlns:cx3="http://schemas.microsoft.com/office/drawing/2016/5/9/chartex" xmlns:cx4="http://schemas.microsoft.com/office/drawing/2016/5/10/chartex" xmlns:cx5="http://schemas.microsoft.com/office/drawing/2016/5/11/chartex" xmlns:cx6="http://schemas.microsoft.com/office/drawing/2016/5/12/chartex" xmlns:cx7="http://schemas.microsoft.com/office/drawing/2016/5/13/chartex" xmlns:cx8="http://schemas.microsoft.com/office/drawing/2016/5/14/chartex" xmlns:mc="http://schemas.openxmlformats.org/markup-compatibility/2006" xmlns:aink="http://schemas.microsoft.com/office/drawing/2016/ink" xmlns:am3d="http://schemas.microsoft.com/office/drawing/2017/model3d" xmlns:o="urn:schemas-microsoft-com:office:office" xmlns:r="http://schemas.openxmlformats.org/officeDocument/2006/relationships" xmlns:m="http://schemas.openxmlformats.org/officeDocument/2006/math" xmlns:v="urn:schemas-microsoft-com:vml" xmlns:wp14="http://schemas.microsoft.com/office/word/2010/wordprocessingDrawing" xmlns:wp="http://schemas.openxmlformats.org/drawingml/2006/wordprocessingDrawing" xmlns:w10="urn:schemas-microsoft-com:office:word" xmlns:w="http://schemas.openxmlformats.org/wordprocessingml/2006/main" xmlns:w14="http://schemas.microsoft.com/office/word/2010/wordml" xmlns:w15="http://schemas.microsoft.com/office/word/2012/wordml" xmlns:w16cex="http://schemas.microsoft.com/office/word/2018/wordml/cex" xmlns:w16cid="http://schemas.microsoft.com/office/word/2016/wordml/cid" xmlns:w16="http://schemas.microsoft.com/office/word/2018/wordml" xmlns:w16sdtdh="http://schemas.microsoft.com/office/word/2020/wordml/sdtdatahash" xmlns:w16se="http://schemas.microsoft.com/office/word/2015/wordml/symex" xmlns:wpg="http://schemas.microsoft.com/office/word/2010/wordprocessingGroup" xmlns:wpi="http://schemas.microsoft.com/office/word/2010/wordprocessingInk" xmlns:wne="http://schemas.microsoft.com/office/word/2006/wordml" xmlns:wps="http://schemas.microsoft.com/office/word/2010/wordprocessingShape" mc:Ignorable="w14 w15 w16se w16cid w16 w16cex w16sdtdh wp14">
+<w:ftr xmlns:wpc="http://schemas.microsoft.com/office/word/2010/wordprocessingCanvas" xmlns:cx="http://schemas.microsoft.com/office/drawing/2014/chartex" xmlns:cx1="http://schemas.microsoft.com/office/drawing/2015/9/8/chartex" xmlns:cx2="http://schemas.microsoft.com/office/drawing/2015/10/21/chartex" xmlns:cx3="http://schemas.microsoft.com/office/drawing/2016/5/9/chartex" xmlns:cx4="http://schemas.microsoft.com/office/drawing/2016/5/10/chartex" xmlns:cx5="http://schemas.microsoft.com/office/drawing/2016/5/11/chartex" xmlns:cx6="http://schemas.microsoft.com/office/drawing/2016/5/12/chartex" xmlns:cx7="http://schemas.microsoft.com/office/drawing/2016/5/13/chartex" xmlns:cx8="http://schemas.microsoft.com/office/drawing/2016/5/14/chartex" xmlns:mc="http://schemas.openxmlformats.org/markup-compatibility/2006" xmlns:aink="http://schemas.microsoft.com/office/drawing/2016/ink" xmlns:am3d="http://schemas.microsoft.com/office/drawing/2017/model3d" xmlns:o="urn:schemas-microsoft-com:office:office" xmlns:oel="http://schemas.microsoft.com/office/2019/extlst" xmlns:r="http://schemas.openxmlformats.org/officeDocument/2006/relationships" xmlns:m="http://schemas.openxmlformats.org/officeDocument/2006/math" xmlns:v="urn:schemas-microsoft-com:vml" xmlns:wp14="http://schemas.microsoft.com/office/word/2010/wordprocessingDrawing" xmlns:wp="http://schemas.openxmlformats.org/drawingml/2006/wordprocessingDrawing" xmlns:w10="urn:schemas-microsoft-com:office:word" xmlns:w="http://schemas.openxmlformats.org/wordprocessingml/2006/main" xmlns:w14="http://schemas.microsoft.com/office/word/2010/wordml" xmlns:w15="http://schemas.microsoft.com/office/word/2012/wordml" xmlns:w16cex="http://schemas.microsoft.com/office/word/2018/wordml/cex" xmlns:w16cid="http://schemas.microsoft.com/office/word/2016/wordml/cid" xmlns:w16="http://schemas.microsoft.com/office/word/2018/wordml" xmlns:w16du="http://schemas.microsoft.com/office/word/2023/wordml/word16du" xmlns:w16sdtdh="http://schemas.microsoft.com/office/word/2020/wordml/sdtdatahash" xmlns:w16sdtfl="http://schemas.microsoft.com/office/word/2024/wordml/sdtformatlock" xmlns:w16se="http://schemas.microsoft.com/office/word/2015/wordml/symex" xmlns:wpg="http://schemas.microsoft.com/office/word/2010/wordprocessingGroup" xmlns:wpi="http://schemas.microsoft.com/office/word/2010/wordprocessingInk" xmlns:wne="http://schemas.microsoft.com/office/word/2006/wordml" xmlns:wps="http://schemas.microsoft.com/office/word/2010/wordprocessingShape" mc:Ignorable="w14 w15 w16se w16cid w16 w16cex w16sdtdh w16sdtfl w16du wp14">
   <w:sdt>
     <w:sdtPr>
       <w:id w:val="-2132236404"/>
@@ -6469,7 +6328,7 @@
 </file>
 
 <file path=word/footer4.xml><?xml version="1.0" encoding="utf-8"?>
-<w:ftr xmlns:wpc="http://schemas.microsoft.com/office/word/2010/wordprocessingCanvas" xmlns:cx="http://schemas.microsoft.com/office/drawing/2014/chartex" xmlns:cx1="http://schemas.microsoft.com/office/drawing/2015/9/8/chartex" xmlns:cx2="http://schemas.microsoft.com/office/drawing/2015/10/21/chartex" xmlns:cx3="http://schemas.microsoft.com/office/drawing/2016/5/9/chartex" xmlns:cx4="http://schemas.microsoft.com/office/drawing/2016/5/10/chartex" xmlns:cx5="http://schemas.microsoft.com/office/drawing/2016/5/11/chartex" xmlns:cx6="http://schemas.microsoft.com/office/drawing/2016/5/12/chartex" xmlns:cx7="http://schemas.microsoft.com/office/drawing/2016/5/13/chartex" xmlns:cx8="http://schemas.microsoft.com/office/drawing/2016/5/14/chartex" xmlns:mc="http://schemas.openxmlformats.org/markup-compatibility/2006" xmlns:aink="http://schemas.microsoft.com/office/drawing/2016/ink" xmlns:am3d="http://schemas.microsoft.com/office/drawing/2017/model3d" xmlns:o="urn:schemas-microsoft-com:office:office" xmlns:r="http://schemas.openxmlformats.org/officeDocument/2006/relationships" xmlns:m="http://schemas.openxmlformats.org/officeDocument/2006/math" xmlns:v="urn:schemas-microsoft-com:vml" xmlns:wp14="http://schemas.microsoft.com/office/word/2010/wordprocessingDrawing" xmlns:wp="http://schemas.openxmlformats.org/drawingml/2006/wordprocessingDrawing" xmlns:w10="urn:schemas-microsoft-com:office:word" xmlns:w="http://schemas.openxmlformats.org/wordprocessingml/2006/main" xmlns:w14="http://schemas.microsoft.com/office/word/2010/wordml" xmlns:w15="http://schemas.microsoft.com/office/word/2012/wordml" xmlns:w16cex="http://schemas.microsoft.com/office/word/2018/wordml/cex" xmlns:w16cid="http://schemas.microsoft.com/office/word/2016/wordml/cid" xmlns:w16="http://schemas.microsoft.com/office/word/2018/wordml" xmlns:w16sdtdh="http://schemas.microsoft.com/office/word/2020/wordml/sdtdatahash" xmlns:w16se="http://schemas.microsoft.com/office/word/2015/wordml/symex" xmlns:wpg="http://schemas.microsoft.com/office/word/2010/wordprocessingGroup" xmlns:wpi="http://schemas.microsoft.com/office/word/2010/wordprocessingInk" xmlns:wne="http://schemas.microsoft.com/office/word/2006/wordml" xmlns:wps="http://schemas.microsoft.com/office/word/2010/wordprocessingShape" mc:Ignorable="w14 w15 w16se w16cid w16 w16cex w16sdtdh wp14">
+<w:ftr xmlns:wpc="http://schemas.microsoft.com/office/word/2010/wordprocessingCanvas" xmlns:cx="http://schemas.microsoft.com/office/drawing/2014/chartex" xmlns:cx1="http://schemas.microsoft.com/office/drawing/2015/9/8/chartex" xmlns:cx2="http://schemas.microsoft.com/office/drawing/2015/10/21/chartex" xmlns:cx3="http://schemas.microsoft.com/office/drawing/2016/5/9/chartex" xmlns:cx4="http://schemas.microsoft.com/office/drawing/2016/5/10/chartex" xmlns:cx5="http://schemas.microsoft.com/office/drawing/2016/5/11/chartex" xmlns:cx6="http://schemas.microsoft.com/office/drawing/2016/5/12/chartex" xmlns:cx7="http://schemas.microsoft.com/office/drawing/2016/5/13/chartex" xmlns:cx8="http://schemas.microsoft.com/office/drawing/2016/5/14/chartex" xmlns:mc="http://schemas.openxmlformats.org/markup-compatibility/2006" xmlns:aink="http://schemas.microsoft.com/office/drawing/2016/ink" xmlns:am3d="http://schemas.microsoft.com/office/drawing/2017/model3d" xmlns:o="urn:schemas-microsoft-com:office:office" xmlns:oel="http://schemas.microsoft.com/office/2019/extlst" xmlns:r="http://schemas.openxmlformats.org/officeDocument/2006/relationships" xmlns:m="http://schemas.openxmlformats.org/officeDocument/2006/math" xmlns:v="urn:schemas-microsoft-com:vml" xmlns:wp14="http://schemas.microsoft.com/office/word/2010/wordprocessingDrawing" xmlns:wp="http://schemas.openxmlformats.org/drawingml/2006/wordprocessingDrawing" xmlns:w10="urn:schemas-microsoft-com:office:word" xmlns:w="http://schemas.openxmlformats.org/wordprocessingml/2006/main" xmlns:w14="http://schemas.microsoft.com/office/word/2010/wordml" xmlns:w15="http://schemas.microsoft.com/office/word/2012/wordml" xmlns:w16cex="http://schemas.microsoft.com/office/word/2018/wordml/cex" xmlns:w16cid="http://schemas.microsoft.com/office/word/2016/wordml/cid" xmlns:w16="http://schemas.microsoft.com/office/word/2018/wordml" xmlns:w16du="http://schemas.microsoft.com/office/word/2023/wordml/word16du" xmlns:w16sdtdh="http://schemas.microsoft.com/office/word/2020/wordml/sdtdatahash" xmlns:w16sdtfl="http://schemas.microsoft.com/office/word/2024/wordml/sdtformatlock" xmlns:w16se="http://schemas.microsoft.com/office/word/2015/wordml/symex" xmlns:wpg="http://schemas.microsoft.com/office/word/2010/wordprocessingGroup" xmlns:wpi="http://schemas.microsoft.com/office/word/2010/wordprocessingInk" xmlns:wne="http://schemas.microsoft.com/office/word/2006/wordml" xmlns:wps="http://schemas.microsoft.com/office/word/2010/wordprocessingShape" mc:Ignorable="w14 w15 w16se w16cid w16 w16cex w16sdtdh w16sdtfl w16du wp14">
   <w:sdt>
     <w:sdtPr>
       <w:id w:val="-92406266"/>
@@ -6511,7 +6370,7 @@
 </file>
 
 <file path=word/footnotes.xml><?xml version="1.0" encoding="utf-8"?>
-<w:footnotes xmlns:wpc="http://schemas.microsoft.com/office/word/2010/wordprocessingCanvas" xmlns:cx="http://schemas.microsoft.com/office/drawing/2014/chartex" xmlns:cx1="http://schemas.microsoft.com/office/drawing/2015/9/8/chartex" xmlns:cx2="http://schemas.microsoft.com/office/drawing/2015/10/21/chartex" xmlns:cx3="http://schemas.microsoft.com/office/drawing/2016/5/9/chartex" xmlns:cx4="http://schemas.microsoft.com/office/drawing/2016/5/10/chartex" xmlns:cx5="http://schemas.microsoft.com/office/drawing/2016/5/11/chartex" xmlns:cx6="http://schemas.microsoft.com/office/drawing/2016/5/12/chartex" xmlns:cx7="http://schemas.microsoft.com/office/drawing/2016/5/13/chartex" xmlns:cx8="http://schemas.microsoft.com/office/drawing/2016/5/14/chartex" xmlns:mc="http://schemas.openxmlformats.org/markup-compatibility/2006" xmlns:aink="http://schemas.microsoft.com/office/drawing/2016/ink" xmlns:am3d="http://schemas.microsoft.com/office/drawing/2017/model3d" xmlns:o="urn:schemas-microsoft-com:office:office" xmlns:r="http://schemas.openxmlformats.org/officeDocument/2006/relationships" xmlns:m="http://schemas.openxmlformats.org/officeDocument/2006/math" xmlns:v="urn:schemas-microsoft-com:vml" xmlns:wp14="http://schemas.microsoft.com/office/word/2010/wordprocessingDrawing" xmlns:wp="http://schemas.openxmlformats.org/drawingml/2006/wordprocessingDrawing" xmlns:w10="urn:schemas-microsoft-com:office:word" xmlns:w="http://schemas.openxmlformats.org/wordprocessingml/2006/main" xmlns:w14="http://schemas.microsoft.com/office/word/2010/wordml" xmlns:w15="http://schemas.microsoft.com/office/word/2012/wordml" xmlns:w16cex="http://schemas.microsoft.com/office/word/2018/wordml/cex" xmlns:w16cid="http://schemas.microsoft.com/office/word/2016/wordml/cid" xmlns:w16="http://schemas.microsoft.com/office/word/2018/wordml" xmlns:w16sdtdh="http://schemas.microsoft.com/office/word/2020/wordml/sdtdatahash" xmlns:w16se="http://schemas.microsoft.com/office/word/2015/wordml/symex" xmlns:wpg="http://schemas.microsoft.com/office/word/2010/wordprocessingGroup" xmlns:wpi="http://schemas.microsoft.com/office/word/2010/wordprocessingInk" xmlns:wne="http://schemas.microsoft.com/office/word/2006/wordml" xmlns:wps="http://schemas.microsoft.com/office/word/2010/wordprocessingShape" mc:Ignorable="w14 w15 w16se w16cid w16 w16cex w16sdtdh wp14">
+<w:footnotes xmlns:wpc="http://schemas.microsoft.com/office/word/2010/wordprocessingCanvas" xmlns:cx="http://schemas.microsoft.com/office/drawing/2014/chartex" xmlns:cx1="http://schemas.microsoft.com/office/drawing/2015/9/8/chartex" xmlns:cx2="http://schemas.microsoft.com/office/drawing/2015/10/21/chartex" xmlns:cx3="http://schemas.microsoft.com/office/drawing/2016/5/9/chartex" xmlns:cx4="http://schemas.microsoft.com/office/drawing/2016/5/10/chartex" xmlns:cx5="http://schemas.microsoft.com/office/drawing/2016/5/11/chartex" xmlns:cx6="http://schemas.microsoft.com/office/drawing/2016/5/12/chartex" xmlns:cx7="http://schemas.microsoft.com/office/drawing/2016/5/13/chartex" xmlns:cx8="http://schemas.microsoft.com/office/drawing/2016/5/14/chartex" xmlns:mc="http://schemas.openxmlformats.org/markup-compatibility/2006" xmlns:aink="http://schemas.microsoft.com/office/drawing/2016/ink" xmlns:am3d="http://schemas.microsoft.com/office/drawing/2017/model3d" xmlns:o="urn:schemas-microsoft-com:office:office" xmlns:oel="http://schemas.microsoft.com/office/2019/extlst" xmlns:r="http://schemas.openxmlformats.org/officeDocument/2006/relationships" xmlns:m="http://schemas.openxmlformats.org/officeDocument/2006/math" xmlns:v="urn:schemas-microsoft-com:vml" xmlns:wp14="http://schemas.microsoft.com/office/word/2010/wordprocessingDrawing" xmlns:wp="http://schemas.openxmlformats.org/drawingml/2006/wordprocessingDrawing" xmlns:w10="urn:schemas-microsoft-com:office:word" xmlns:w="http://schemas.openxmlformats.org/wordprocessingml/2006/main" xmlns:w14="http://schemas.microsoft.com/office/word/2010/wordml" xmlns:w15="http://schemas.microsoft.com/office/word/2012/wordml" xmlns:w16cex="http://schemas.microsoft.com/office/word/2018/wordml/cex" xmlns:w16cid="http://schemas.microsoft.com/office/word/2016/wordml/cid" xmlns:w16="http://schemas.microsoft.com/office/word/2018/wordml" xmlns:w16du="http://schemas.microsoft.com/office/word/2023/wordml/word16du" xmlns:w16sdtdh="http://schemas.microsoft.com/office/word/2020/wordml/sdtdatahash" xmlns:w16sdtfl="http://schemas.microsoft.com/office/word/2024/wordml/sdtformatlock" xmlns:w16se="http://schemas.microsoft.com/office/word/2015/wordml/symex" xmlns:wpg="http://schemas.microsoft.com/office/word/2010/wordprocessingGroup" xmlns:wpi="http://schemas.microsoft.com/office/word/2010/wordprocessingInk" xmlns:wne="http://schemas.microsoft.com/office/word/2006/wordml" xmlns:wps="http://schemas.microsoft.com/office/word/2010/wordprocessingShape" mc:Ignorable="w14 w15 w16se w16cid w16 w16cex w16sdtdh w16sdtfl w16du wp14">
   <w:footnote w:type="separator" w:id="-1">
     <w:p>
       <w:r>
@@ -6530,7 +6389,7 @@
 </file>
 
 <file path=word/numbering.xml><?xml version="1.0" encoding="utf-8"?>
-<w:numbering xmlns:wpc="http://schemas.microsoft.com/office/word/2010/wordprocessingCanvas" xmlns:cx="http://schemas.microsoft.com/office/drawing/2014/chartex" xmlns:cx1="http://schemas.microsoft.com/office/drawing/2015/9/8/chartex" xmlns:cx2="http://schemas.microsoft.com/office/drawing/2015/10/21/chartex" xmlns:cx3="http://schemas.microsoft.com/office/drawing/2016/5/9/chartex" xmlns:cx4="http://schemas.microsoft.com/office/drawing/2016/5/10/chartex" xmlns:cx5="http://schemas.microsoft.com/office/drawing/2016/5/11/chartex" xmlns:cx6="http://schemas.microsoft.com/office/drawing/2016/5/12/chartex" xmlns:cx7="http://schemas.microsoft.com/office/drawing/2016/5/13/chartex" xmlns:cx8="http://schemas.microsoft.com/office/drawing/2016/5/14/chartex" xmlns:mc="http://schemas.openxmlformats.org/markup-compatibility/2006" xmlns:aink="http://schemas.microsoft.com/office/drawing/2016/ink" xmlns:am3d="http://schemas.microsoft.com/office/drawing/2017/model3d" xmlns:o="urn:schemas-microsoft-com:office:office" xmlns:r="http://schemas.openxmlformats.org/officeDocument/2006/relationships" xmlns:m="http://schemas.openxmlformats.org/officeDocument/2006/math" xmlns:v="urn:schemas-microsoft-com:vml" xmlns:wp14="http://schemas.microsoft.com/office/word/2010/wordprocessingDrawing" xmlns:wp="http://schemas.openxmlformats.org/drawingml/2006/wordprocessingDrawing" xmlns:w10="urn:schemas-microsoft-com:office:word" xmlns:w="http://schemas.openxmlformats.org/wordprocessingml/2006/main" xmlns:w14="http://schemas.microsoft.com/office/word/2010/wordml" xmlns:w15="http://schemas.microsoft.com/office/word/2012/wordml" xmlns:w16cex="http://schemas.microsoft.com/office/word/2018/wordml/cex" xmlns:w16cid="http://schemas.microsoft.com/office/word/2016/wordml/cid" xmlns:w16="http://schemas.microsoft.com/office/word/2018/wordml" xmlns:w16sdtdh="http://schemas.microsoft.com/office/word/2020/wordml/sdtdatahash" xmlns:w16se="http://schemas.microsoft.com/office/word/2015/wordml/symex" xmlns:wpg="http://schemas.microsoft.com/office/word/2010/wordprocessingGroup" xmlns:wpi="http://schemas.microsoft.com/office/word/2010/wordprocessingInk" xmlns:wne="http://schemas.microsoft.com/office/word/2006/wordml" xmlns:wps="http://schemas.microsoft.com/office/word/2010/wordprocessingShape" mc:Ignorable="w14 w15 w16se w16cid w16 w16cex w16sdtdh wp14">
+<w:numbering xmlns:wpc="http://schemas.microsoft.com/office/word/2010/wordprocessingCanvas" xmlns:cx="http://schemas.microsoft.com/office/drawing/2014/chartex" xmlns:cx1="http://schemas.microsoft.com/office/drawing/2015/9/8/chartex" xmlns:cx2="http://schemas.microsoft.com/office/drawing/2015/10/21/chartex" xmlns:cx3="http://schemas.microsoft.com/office/drawing/2016/5/9/chartex" xmlns:cx4="http://schemas.microsoft.com/office/drawing/2016/5/10/chartex" xmlns:cx5="http://schemas.microsoft.com/office/drawing/2016/5/11/chartex" xmlns:cx6="http://schemas.microsoft.com/office/drawing/2016/5/12/chartex" xmlns:cx7="http://schemas.microsoft.com/office/drawing/2016/5/13/chartex" xmlns:cx8="http://schemas.microsoft.com/office/drawing/2016/5/14/chartex" xmlns:mc="http://schemas.openxmlformats.org/markup-compatibility/2006" xmlns:aink="http://schemas.microsoft.com/office/drawing/2016/ink" xmlns:am3d="http://schemas.microsoft.com/office/drawing/2017/model3d" xmlns:o="urn:schemas-microsoft-com:office:office" xmlns:oel="http://schemas.microsoft.com/office/2019/extlst" xmlns:r="http://schemas.openxmlformats.org/officeDocument/2006/relationships" xmlns:m="http://schemas.openxmlformats.org/officeDocument/2006/math" xmlns:v="urn:schemas-microsoft-com:vml" xmlns:wp14="http://schemas.microsoft.com/office/word/2010/wordprocessingDrawing" xmlns:wp="http://schemas.openxmlformats.org/drawingml/2006/wordprocessingDrawing" xmlns:w10="urn:schemas-microsoft-com:office:word" xmlns:w="http://schemas.openxmlformats.org/wordprocessingml/2006/main" xmlns:w14="http://schemas.microsoft.com/office/word/2010/wordml" xmlns:w15="http://schemas.microsoft.com/office/word/2012/wordml" xmlns:w16cex="http://schemas.microsoft.com/office/word/2018/wordml/cex" xmlns:w16cid="http://schemas.microsoft.com/office/word/2016/wordml/cid" xmlns:w16="http://schemas.microsoft.com/office/word/2018/wordml" xmlns:w16du="http://schemas.microsoft.com/office/word/2023/wordml/word16du" xmlns:w16sdtdh="http://schemas.microsoft.com/office/word/2020/wordml/sdtdatahash" xmlns:w16sdtfl="http://schemas.microsoft.com/office/word/2024/wordml/sdtformatlock" xmlns:w16se="http://schemas.microsoft.com/office/word/2015/wordml/symex" xmlns:wpg="http://schemas.microsoft.com/office/word/2010/wordprocessingGroup" xmlns:wpi="http://schemas.microsoft.com/office/word/2010/wordprocessingInk" xmlns:wne="http://schemas.microsoft.com/office/word/2006/wordml" xmlns:wps="http://schemas.microsoft.com/office/word/2010/wordprocessingShape" mc:Ignorable="w14 w15 w16se w16cid w16 w16cex w16sdtdh w16sdtfl w16du wp14">
   <w:abstractNum w:abstractNumId="0" w15:restartNumberingAfterBreak="0">
     <w:nsid w:val="0C8E5849"/>
     <w:multiLevelType w:val="multilevel"/>
@@ -7217,13 +7076,13 @@
       </w:rPr>
     </w:lvl>
   </w:abstractNum>
-  <w:num w:numId="1">
+  <w:num w:numId="1" w16cid:durableId="1979721257">
     <w:abstractNumId w:val="0"/>
   </w:num>
-  <w:num w:numId="2">
+  <w:num w:numId="2" w16cid:durableId="1330208859">
     <w:abstractNumId w:val="4"/>
   </w:num>
-  <w:num w:numId="3">
+  <w:num w:numId="3" w16cid:durableId="8991089">
     <w:abstractNumId w:val="0"/>
     <w:lvlOverride w:ilvl="0">
       <w:startOverride w:val="1"/>
@@ -7253,7 +7112,7 @@
       <w:startOverride w:val="1"/>
     </w:lvlOverride>
   </w:num>
-  <w:num w:numId="4">
+  <w:num w:numId="4" w16cid:durableId="1277445358">
     <w:abstractNumId w:val="0"/>
     <w:lvlOverride w:ilvl="0">
       <w:startOverride w:val="1"/>
@@ -7283,7 +7142,7 @@
       <w:startOverride w:val="1"/>
     </w:lvlOverride>
   </w:num>
-  <w:num w:numId="5">
+  <w:num w:numId="5" w16cid:durableId="1173449749">
     <w:abstractNumId w:val="0"/>
     <w:lvlOverride w:ilvl="0">
       <w:startOverride w:val="1"/>
@@ -7313,34 +7172,23 @@
       <w:startOverride w:val="1"/>
     </w:lvlOverride>
   </w:num>
-  <w:num w:numId="6">
+  <w:num w:numId="6" w16cid:durableId="251666148">
     <w:abstractNumId w:val="3"/>
   </w:num>
-  <w:num w:numId="7">
+  <w:num w:numId="7" w16cid:durableId="783573477">
     <w:abstractNumId w:val="5"/>
   </w:num>
-  <w:num w:numId="8">
+  <w:num w:numId="8" w16cid:durableId="905527224">
     <w:abstractNumId w:val="2"/>
   </w:num>
-  <w:num w:numId="9">
+  <w:num w:numId="9" w16cid:durableId="1652562391">
     <w:abstractNumId w:val="1"/>
   </w:num>
 </w:numbering>
 </file>
 
-<file path=word/people.xml><?xml version="1.0" encoding="utf-8"?>
-<w15:people xmlns:wpc="http://schemas.microsoft.com/office/word/2010/wordprocessingCanvas" xmlns:cx="http://schemas.microsoft.com/office/drawing/2014/chartex" xmlns:cx1="http://schemas.microsoft.com/office/drawing/2015/9/8/chartex" xmlns:cx2="http://schemas.microsoft.com/office/drawing/2015/10/21/chartex" xmlns:cx3="http://schemas.microsoft.com/office/drawing/2016/5/9/chartex" xmlns:cx4="http://schemas.microsoft.com/office/drawing/2016/5/10/chartex" xmlns:cx5="http://schemas.microsoft.com/office/drawing/2016/5/11/chartex" xmlns:cx6="http://schemas.microsoft.com/office/drawing/2016/5/12/chartex" xmlns:cx7="http://schemas.microsoft.com/office/drawing/2016/5/13/chartex" xmlns:cx8="http://schemas.microsoft.com/office/drawing/2016/5/14/chartex" xmlns:mc="http://schemas.openxmlformats.org/markup-compatibility/2006" xmlns:aink="http://schemas.microsoft.com/office/drawing/2016/ink" xmlns:am3d="http://schemas.microsoft.com/office/drawing/2017/model3d" xmlns:o="urn:schemas-microsoft-com:office:office" xmlns:r="http://schemas.openxmlformats.org/officeDocument/2006/relationships" xmlns:m="http://schemas.openxmlformats.org/officeDocument/2006/math" xmlns:v="urn:schemas-microsoft-com:vml" xmlns:wp14="http://schemas.microsoft.com/office/word/2010/wordprocessingDrawing" xmlns:wp="http://schemas.openxmlformats.org/drawingml/2006/wordprocessingDrawing" xmlns:w10="urn:schemas-microsoft-com:office:word" xmlns:w="http://schemas.openxmlformats.org/wordprocessingml/2006/main" xmlns:w14="http://schemas.microsoft.com/office/word/2010/wordml" xmlns:w15="http://schemas.microsoft.com/office/word/2012/wordml" xmlns:w16cex="http://schemas.microsoft.com/office/word/2018/wordml/cex" xmlns:w16cid="http://schemas.microsoft.com/office/word/2016/wordml/cid" xmlns:w16="http://schemas.microsoft.com/office/word/2018/wordml" xmlns:w16sdtdh="http://schemas.microsoft.com/office/word/2020/wordml/sdtdatahash" xmlns:w16se="http://schemas.microsoft.com/office/word/2015/wordml/symex" xmlns:wpg="http://schemas.microsoft.com/office/word/2010/wordprocessingGroup" xmlns:wpi="http://schemas.microsoft.com/office/word/2010/wordprocessingInk" xmlns:wne="http://schemas.microsoft.com/office/word/2006/wordml" xmlns:wps="http://schemas.microsoft.com/office/word/2010/wordprocessingShape" mc:Ignorable="w14 w15 w16se w16cid w16 w16cex w16sdtdh wp14">
-  <w15:person w15:author="Kalentyev Alexey">
-    <w15:presenceInfo w15:providerId="Windows Live" w15:userId="da819b8650d7d997"/>
-  </w15:person>
-  <w15:person w15:author="Роман Повалкович">
-    <w15:presenceInfo w15:providerId="Windows Live" w15:userId="68cec58b6d5fa4bb"/>
-  </w15:person>
-</w15:people>
-</file>
-
 <file path=word/styles.xml><?xml version="1.0" encoding="utf-8"?>
-<w:styles xmlns:mc="http://schemas.openxmlformats.org/markup-compatibility/2006" xmlns:r="http://schemas.openxmlformats.org/officeDocument/2006/relationships" xmlns:w="http://schemas.openxmlformats.org/wordprocessingml/2006/main" xmlns:w14="http://schemas.microsoft.com/office/word/2010/wordml" xmlns:w15="http://schemas.microsoft.com/office/word/2012/wordml" xmlns:w16cex="http://schemas.microsoft.com/office/word/2018/wordml/cex" xmlns:w16cid="http://schemas.microsoft.com/office/word/2016/wordml/cid" xmlns:w16="http://schemas.microsoft.com/office/word/2018/wordml" xmlns:w16sdtdh="http://schemas.microsoft.com/office/word/2020/wordml/sdtdatahash" xmlns:w16se="http://schemas.microsoft.com/office/word/2015/wordml/symex" mc:Ignorable="w14 w15 w16se w16cid w16 w16cex w16sdtdh">
+<w:styles xmlns:mc="http://schemas.openxmlformats.org/markup-compatibility/2006" xmlns:r="http://schemas.openxmlformats.org/officeDocument/2006/relationships" xmlns:w="http://schemas.openxmlformats.org/wordprocessingml/2006/main" xmlns:w14="http://schemas.microsoft.com/office/word/2010/wordml" xmlns:w15="http://schemas.microsoft.com/office/word/2012/wordml" xmlns:w16cex="http://schemas.microsoft.com/office/word/2018/wordml/cex" xmlns:w16cid="http://schemas.microsoft.com/office/word/2016/wordml/cid" xmlns:w16="http://schemas.microsoft.com/office/word/2018/wordml" xmlns:w16du="http://schemas.microsoft.com/office/word/2023/wordml/word16du" xmlns:w16sdtdh="http://schemas.microsoft.com/office/word/2020/wordml/sdtdatahash" xmlns:w16sdtfl="http://schemas.microsoft.com/office/word/2024/wordml/sdtformatlock" xmlns:w16se="http://schemas.microsoft.com/office/word/2015/wordml/symex" mc:Ignorable="w14 w15 w16se w16cid w16 w16cex w16sdtdh w16sdtfl w16du">
   <w:docDefaults>
     <w:rPrDefault>
       <w:rPr>
